--- a/Лабораторная работа 3 Пинчуков.docx
+++ b/Лабораторная работа 3 Пинчуков.docx
@@ -13,14 +13,742 @@
           <w:lang w:val="ru-RU"/>
         </w:rPr>
       </w:pPr>
-      <w:r>
+    </w:p>
+    <w:p>
+      <w:pPr>
+        <w:jc w:val="center"/>
+        <w:rPr>
+          <w:rFonts w:cs="Times New Roman"/>
+          <w:szCs w:val="28"/>
+          <w:lang w:val="ru-RU"/>
+        </w:rPr>
+      </w:pPr>
+      <w:r>
+        <w:rPr>
+          <w:rFonts w:cs="Times New Roman"/>
+          <w:szCs w:val="28"/>
+          <w:lang w:val="ru-RU"/>
+        </w:rPr>
+        <w:t>Министерство образования Республики Беларусь</w:t>
+      </w:r>
+    </w:p>
+    <w:p>
+      <w:pPr>
+        <w:jc w:val="center"/>
+        <w:rPr>
+          <w:rFonts w:cs="Times New Roman"/>
+          <w:szCs w:val="28"/>
+          <w:lang w:val="ru-RU"/>
+        </w:rPr>
+      </w:pPr>
+    </w:p>
+    <w:p>
+      <w:pPr>
+        <w:jc w:val="center"/>
+        <w:rPr>
+          <w:rFonts w:cs="Times New Roman"/>
+          <w:szCs w:val="28"/>
+          <w:lang w:val="ru-RU"/>
+        </w:rPr>
+      </w:pPr>
+      <w:r>
+        <w:rPr>
+          <w:rFonts w:cs="Times New Roman"/>
+          <w:szCs w:val="28"/>
+          <w:lang w:val="ru-RU"/>
+        </w:rPr>
+        <w:t>Учреждение образования</w:t>
+      </w:r>
+    </w:p>
+    <w:p>
+      <w:pPr>
+        <w:jc w:val="center"/>
+        <w:rPr>
+          <w:rFonts w:cs="Times New Roman"/>
+          <w:szCs w:val="28"/>
+          <w:lang w:val="ru-RU"/>
+        </w:rPr>
+      </w:pPr>
+      <w:r>
+        <w:rPr>
+          <w:rFonts w:cs="Times New Roman"/>
+          <w:szCs w:val="28"/>
+          <w:lang w:val="ru-RU"/>
+        </w:rPr>
+        <w:t xml:space="preserve">«Гомельский государственный университет </w:t>
+      </w:r>
+      <w:r>
+        <w:rPr>
+          <w:rFonts w:cs="Times New Roman"/>
+          <w:szCs w:val="28"/>
+          <w:lang w:val="ru-RU"/>
+        </w:rPr>
+        <w:br/>
+        <w:t>имени Франциска Скорины»</w:t>
+      </w:r>
+    </w:p>
+    <w:p>
+      <w:pPr>
+        <w:jc w:val="center"/>
+        <w:rPr>
+          <w:rFonts w:cs="Times New Roman"/>
+          <w:szCs w:val="28"/>
+          <w:lang w:val="ru-RU"/>
+        </w:rPr>
+      </w:pPr>
+    </w:p>
+    <w:p>
+      <w:pPr>
+        <w:jc w:val="center"/>
+        <w:rPr>
+          <w:rFonts w:cs="Times New Roman"/>
+          <w:szCs w:val="28"/>
+          <w:lang w:val="ru-RU"/>
+        </w:rPr>
+      </w:pPr>
+      <w:r>
+        <w:rPr>
+          <w:rFonts w:cs="Times New Roman"/>
+          <w:szCs w:val="28"/>
+          <w:lang w:val="ru-RU"/>
+        </w:rPr>
+        <w:t>Факультет физики и</w:t>
+      </w:r>
+    </w:p>
+    <w:p>
+      <w:pPr>
+        <w:jc w:val="center"/>
+        <w:rPr>
+          <w:rFonts w:cs="Times New Roman"/>
+          <w:szCs w:val="28"/>
+          <w:lang w:val="ru-RU"/>
+        </w:rPr>
+      </w:pPr>
+      <w:r>
+        <w:rPr>
+          <w:rFonts w:cs="Times New Roman"/>
+          <w:szCs w:val="28"/>
+          <w:lang w:val="ru-RU"/>
+        </w:rPr>
+        <w:t>информационных технологий</w:t>
+      </w:r>
+    </w:p>
+    <w:p>
+      <w:pPr>
+        <w:jc w:val="center"/>
+        <w:rPr>
+          <w:rFonts w:cs="Times New Roman"/>
+          <w:szCs w:val="28"/>
+          <w:lang w:val="ru-RU"/>
+        </w:rPr>
+      </w:pPr>
+    </w:p>
+    <w:p>
+      <w:pPr>
+        <w:jc w:val="center"/>
+        <w:rPr>
+          <w:rFonts w:cs="Times New Roman"/>
+          <w:szCs w:val="28"/>
+          <w:lang w:val="ru-RU"/>
+        </w:rPr>
+      </w:pPr>
+      <w:r>
+        <w:rPr>
+          <w:rFonts w:cs="Times New Roman"/>
+          <w:szCs w:val="28"/>
+          <w:lang w:val="ru-RU"/>
+        </w:rPr>
+        <w:t>Кафедра общей физики</w:t>
+      </w:r>
+    </w:p>
+    <w:p>
+      <w:pPr>
+        <w:jc w:val="center"/>
+        <w:rPr>
+          <w:rFonts w:cs="Times New Roman"/>
+          <w:szCs w:val="28"/>
+          <w:lang w:val="ru-RU"/>
+        </w:rPr>
+      </w:pPr>
+    </w:p>
+    <w:p>
+      <w:pPr>
+        <w:jc w:val="center"/>
+        <w:rPr>
+          <w:rFonts w:cs="Times New Roman"/>
+          <w:szCs w:val="28"/>
+          <w:lang w:val="ru-RU"/>
+        </w:rPr>
+      </w:pPr>
+    </w:p>
+    <w:p>
+      <w:pPr>
+        <w:jc w:val="center"/>
+        <w:rPr>
+          <w:rFonts w:cs="Times New Roman"/>
+          <w:szCs w:val="28"/>
+          <w:lang w:val="ru-RU"/>
+        </w:rPr>
+      </w:pPr>
+    </w:p>
+    <w:p>
+      <w:pPr>
+        <w:jc w:val="center"/>
+        <w:rPr>
+          <w:rFonts w:cs="Times New Roman"/>
+          <w:szCs w:val="28"/>
+          <w:lang w:val="ru-RU"/>
+        </w:rPr>
+      </w:pPr>
+    </w:p>
+    <w:p>
+      <w:pPr>
+        <w:pStyle w:val="p1"/>
+        <w:jc w:val="center"/>
         <w:rPr>
           <w:rFonts w:ascii="Times New Roman" w:hAnsi="Times New Roman"/>
+          <w:lang w:val="ru-RU"/>
+        </w:rPr>
+      </w:pPr>
+      <w:r>
+        <w:rPr>
+          <w:rFonts w:ascii="Times New Roman Bold" w:hAnsi="Times New Roman Bold" w:cs="Times New Roman Bold"/>
           <w:b/>
           <w:bCs/>
           <w:lang w:val="ru-RU"/>
         </w:rPr>
-        <w:t>Лабораторная работа №3. Настройка сетевых подключений ОС</w:t>
+        <w:t>Лабораторная работа №</w:t>
+      </w:r>
+      <w:r>
+        <w:rPr>
+          <w:rFonts w:ascii="Times New Roman Bold" w:hAnsi="Times New Roman Bold" w:cs="Times New Roman Bold"/>
+          <w:b/>
+          <w:bCs/>
+          <w:lang w:val="ru-RU"/>
+        </w:rPr>
+        <w:t>3</w:t>
+      </w:r>
+      <w:r>
+        <w:rPr>
+          <w:rFonts w:ascii="Times New Roman Bold" w:hAnsi="Times New Roman Bold" w:cs="Times New Roman Bold"/>
+          <w:b/>
+          <w:bCs/>
+          <w:lang w:val="ru-RU"/>
+        </w:rPr>
+        <w:t xml:space="preserve">. </w:t>
+      </w:r>
+      <w:r>
+        <w:rPr>
+          <w:rFonts w:ascii="Times New Roman" w:hAnsi="Times New Roman"/>
+          <w:b/>
+          <w:bCs/>
+          <w:lang w:val="ru-RU"/>
+        </w:rPr>
+        <w:t>Настройка сетевых подключений ОС</w:t>
+      </w:r>
+    </w:p>
+    <w:p>
+      <w:pPr>
+        <w:rPr>
+          <w:rFonts w:cs="Times New Roman"/>
+          <w:szCs w:val="28"/>
+          <w:lang w:val="ru-RU"/>
+        </w:rPr>
+      </w:pPr>
+    </w:p>
+    <w:p>
+      <w:pPr>
+        <w:rPr>
+          <w:rFonts w:cs="Times New Roman"/>
+          <w:szCs w:val="28"/>
+          <w:lang w:val="ru-RU"/>
+        </w:rPr>
+      </w:pPr>
+    </w:p>
+    <w:p>
+      <w:pPr>
+        <w:rPr>
+          <w:rFonts w:cs="Times New Roman"/>
+          <w:szCs w:val="28"/>
+          <w:lang w:val="ru-RU"/>
+        </w:rPr>
+      </w:pPr>
+    </w:p>
+    <w:p>
+      <w:pPr>
+        <w:rPr>
+          <w:rFonts w:cs="Times New Roman"/>
+          <w:szCs w:val="28"/>
+          <w:lang w:val="ru-RU"/>
+        </w:rPr>
+      </w:pPr>
+    </w:p>
+    <w:p>
+      <w:pPr>
+        <w:rPr>
+          <w:rFonts w:cs="Times New Roman"/>
+          <w:szCs w:val="28"/>
+          <w:lang w:val="ru-RU"/>
+        </w:rPr>
+      </w:pPr>
+    </w:p>
+    <w:p>
+      <w:pPr>
+        <w:rPr>
+          <w:rFonts w:cs="Times New Roman"/>
+          <w:szCs w:val="28"/>
+          <w:lang w:val="ru-RU"/>
+        </w:rPr>
+      </w:pPr>
+    </w:p>
+    <w:tbl>
+      <w:tblPr>
+        <w:tblStyle w:val="ab"/>
+        <w:tblW w:w="10638" w:type="dxa"/>
+        <w:tblBorders>
+          <w:top w:val="none" w:sz="0" w:space="0" w:color="auto"/>
+          <w:left w:val="none" w:sz="0" w:space="0" w:color="auto"/>
+          <w:bottom w:val="none" w:sz="0" w:space="0" w:color="auto"/>
+          <w:right w:val="none" w:sz="0" w:space="0" w:color="auto"/>
+          <w:insideV w:val="none" w:sz="0" w:space="0" w:color="auto"/>
+        </w:tblBorders>
+        <w:tblLook w:val="04A0" w:firstRow="1" w:lastRow="0" w:firstColumn="1" w:lastColumn="0" w:noHBand="0" w:noVBand="1"/>
+      </w:tblPr>
+      <w:tblGrid>
+        <w:gridCol w:w="5318"/>
+        <w:gridCol w:w="5320"/>
+      </w:tblGrid>
+      <w:tr>
+        <w:trPr>
+          <w:trHeight w:val="882"/>
+        </w:trPr>
+        <w:tc>
+          <w:tcPr>
+            <w:tcW w:w="5318" w:type="dxa"/>
+            <w:shd w:val="clear" w:color="auto" w:fill="auto"/>
+          </w:tcPr>
+          <w:p>
+            <w:pPr>
+              <w:rPr>
+                <w:rFonts w:ascii="Times New Roman" w:hAnsi="Times New Roman" w:cs="Times New Roman"/>
+                <w:szCs w:val="28"/>
+              </w:rPr>
+            </w:pPr>
+            <w:proofErr w:type="spellStart"/>
+            <w:r>
+              <w:rPr>
+                <w:rFonts w:ascii="Times New Roman" w:hAnsi="Times New Roman" w:cs="Times New Roman"/>
+                <w:szCs w:val="28"/>
+              </w:rPr>
+              <w:t>Исполнитель</w:t>
+            </w:r>
+            <w:proofErr w:type="spellEnd"/>
+            <w:r>
+              <w:rPr>
+                <w:rFonts w:ascii="Times New Roman" w:hAnsi="Times New Roman" w:cs="Times New Roman"/>
+                <w:szCs w:val="28"/>
+              </w:rPr>
+              <w:t>:</w:t>
+            </w:r>
+          </w:p>
+          <w:p>
+            <w:pPr>
+              <w:rPr>
+                <w:rFonts w:ascii="Times New Roman" w:hAnsi="Times New Roman" w:cs="Times New Roman"/>
+                <w:szCs w:val="28"/>
+              </w:rPr>
+            </w:pPr>
+            <w:proofErr w:type="spellStart"/>
+            <w:r>
+              <w:rPr>
+                <w:rFonts w:ascii="Times New Roman" w:hAnsi="Times New Roman" w:cs="Times New Roman"/>
+                <w:szCs w:val="28"/>
+              </w:rPr>
+              <w:t>студент</w:t>
+            </w:r>
+            <w:proofErr w:type="spellEnd"/>
+            <w:r>
+              <w:rPr>
+                <w:rFonts w:ascii="Times New Roman" w:hAnsi="Times New Roman" w:cs="Times New Roman"/>
+                <w:szCs w:val="28"/>
+              </w:rPr>
+              <w:t xml:space="preserve"> </w:t>
+            </w:r>
+            <w:proofErr w:type="spellStart"/>
+            <w:r>
+              <w:rPr>
+                <w:rFonts w:ascii="Times New Roman" w:hAnsi="Times New Roman" w:cs="Times New Roman"/>
+                <w:szCs w:val="28"/>
+              </w:rPr>
+              <w:t>группы</w:t>
+            </w:r>
+            <w:proofErr w:type="spellEnd"/>
+            <w:r>
+              <w:rPr>
+                <w:rFonts w:ascii="Times New Roman" w:hAnsi="Times New Roman" w:cs="Times New Roman"/>
+                <w:szCs w:val="28"/>
+              </w:rPr>
+              <w:t xml:space="preserve"> КИ-22</w:t>
+            </w:r>
+          </w:p>
+        </w:tc>
+        <w:tc>
+          <w:tcPr>
+            <w:tcW w:w="5320" w:type="dxa"/>
+            <w:shd w:val="clear" w:color="auto" w:fill="auto"/>
+          </w:tcPr>
+          <w:p>
+            <w:pPr>
+              <w:rPr>
+                <w:rFonts w:ascii="Times New Roman" w:hAnsi="Times New Roman" w:cs="Times New Roman"/>
+                <w:szCs w:val="28"/>
+              </w:rPr>
+            </w:pPr>
+          </w:p>
+          <w:p>
+            <w:pPr>
+              <w:jc w:val="right"/>
+              <w:rPr>
+                <w:rFonts w:ascii="Times New Roman" w:hAnsi="Times New Roman" w:cs="Times New Roman"/>
+                <w:szCs w:val="28"/>
+              </w:rPr>
+            </w:pPr>
+            <w:proofErr w:type="spellStart"/>
+            <w:r>
+              <w:rPr>
+                <w:rFonts w:ascii="Times New Roman" w:hAnsi="Times New Roman" w:cs="Times New Roman"/>
+                <w:szCs w:val="28"/>
+              </w:rPr>
+              <w:t>Пинчуков</w:t>
+            </w:r>
+            <w:proofErr w:type="spellEnd"/>
+            <w:r>
+              <w:rPr>
+                <w:rFonts w:ascii="Times New Roman" w:hAnsi="Times New Roman" w:cs="Times New Roman"/>
+                <w:szCs w:val="28"/>
+              </w:rPr>
+              <w:t xml:space="preserve"> П.Д.</w:t>
+            </w:r>
+          </w:p>
+        </w:tc>
+      </w:tr>
+    </w:tbl>
+    <w:p>
+      <w:pPr>
+        <w:rPr>
+          <w:rFonts w:cs="Times New Roman"/>
+          <w:szCs w:val="28"/>
+        </w:rPr>
+      </w:pPr>
+    </w:p>
+    <w:tbl>
+      <w:tblPr>
+        <w:tblStyle w:val="ab"/>
+        <w:tblW w:w="10660" w:type="dxa"/>
+        <w:tblBorders>
+          <w:top w:val="none" w:sz="0" w:space="0" w:color="auto"/>
+          <w:left w:val="none" w:sz="0" w:space="0" w:color="auto"/>
+          <w:bottom w:val="none" w:sz="0" w:space="0" w:color="auto"/>
+          <w:right w:val="none" w:sz="0" w:space="0" w:color="auto"/>
+          <w:insideV w:val="none" w:sz="0" w:space="0" w:color="auto"/>
+        </w:tblBorders>
+        <w:tblLook w:val="04A0" w:firstRow="1" w:lastRow="0" w:firstColumn="1" w:lastColumn="0" w:noHBand="0" w:noVBand="1"/>
+      </w:tblPr>
+      <w:tblGrid>
+        <w:gridCol w:w="5496"/>
+        <w:gridCol w:w="5164"/>
+      </w:tblGrid>
+      <w:tr>
+        <w:trPr>
+          <w:trHeight w:val="986"/>
+        </w:trPr>
+        <w:tc>
+          <w:tcPr>
+            <w:tcW w:w="5496" w:type="dxa"/>
+          </w:tcPr>
+          <w:p>
+            <w:pPr>
+              <w:rPr>
+                <w:rFonts w:ascii="Times New Roman" w:hAnsi="Times New Roman" w:cs="Times New Roman"/>
+                <w:szCs w:val="28"/>
+                <w:lang w:val="ru-RU"/>
+              </w:rPr>
+            </w:pPr>
+            <w:r>
+              <w:rPr>
+                <w:rFonts w:ascii="Times New Roman" w:hAnsi="Times New Roman" w:cs="Times New Roman"/>
+                <w:szCs w:val="28"/>
+                <w:lang w:val="ru-RU"/>
+              </w:rPr>
+              <w:t>Научный руководитель:</w:t>
+            </w:r>
+          </w:p>
+          <w:p>
+            <w:pPr>
+              <w:rPr>
+                <w:rFonts w:ascii="Times New Roman" w:hAnsi="Times New Roman" w:cs="Times New Roman"/>
+                <w:szCs w:val="28"/>
+                <w:lang w:val="ru-RU"/>
+              </w:rPr>
+            </w:pPr>
+            <w:r>
+              <w:rPr>
+                <w:rFonts w:ascii="Times New Roman" w:hAnsi="Times New Roman" w:cs="Times New Roman"/>
+                <w:szCs w:val="28"/>
+                <w:lang w:val="ru-RU"/>
+              </w:rPr>
+              <w:t>Старший преподаватель кафедры общей физики</w:t>
+            </w:r>
+            <w:r>
+              <w:rPr>
+                <w:rFonts w:ascii="Times New Roman" w:hAnsi="Times New Roman" w:cs="Times New Roman"/>
+                <w:szCs w:val="28"/>
+                <w:lang w:val="ru-RU"/>
+              </w:rPr>
+              <w:tab/>
+            </w:r>
+          </w:p>
+        </w:tc>
+        <w:tc>
+          <w:tcPr>
+            <w:tcW w:w="5164" w:type="dxa"/>
+          </w:tcPr>
+          <w:p>
+            <w:pPr>
+              <w:rPr>
+                <w:rFonts w:ascii="Times New Roman" w:hAnsi="Times New Roman" w:cs="Times New Roman"/>
+                <w:szCs w:val="28"/>
+                <w:lang w:val="ru-RU"/>
+              </w:rPr>
+            </w:pPr>
+          </w:p>
+          <w:p>
+            <w:pPr>
+              <w:jc w:val="right"/>
+              <w:rPr>
+                <w:rFonts w:ascii="Times New Roman" w:hAnsi="Times New Roman" w:cs="Times New Roman"/>
+                <w:szCs w:val="28"/>
+              </w:rPr>
+            </w:pPr>
+            <w:proofErr w:type="spellStart"/>
+            <w:r>
+              <w:rPr>
+                <w:rFonts w:ascii="Times New Roman" w:hAnsi="Times New Roman" w:cs="Times New Roman"/>
+                <w:szCs w:val="28"/>
+              </w:rPr>
+              <w:t>Сомов</w:t>
+            </w:r>
+            <w:proofErr w:type="spellEnd"/>
+            <w:r>
+              <w:rPr>
+                <w:rFonts w:ascii="Times New Roman" w:hAnsi="Times New Roman" w:cs="Times New Roman"/>
+                <w:szCs w:val="28"/>
+              </w:rPr>
+              <w:t xml:space="preserve"> П.В.</w:t>
+            </w:r>
+          </w:p>
+        </w:tc>
+      </w:tr>
+    </w:tbl>
+    <w:p>
+      <w:pPr>
+        <w:pStyle w:val="p1"/>
+        <w:jc w:val="center"/>
+        <w:rPr>
+          <w:rFonts w:ascii="Times New Roman" w:hAnsi="Times New Roman"/>
+          <w:b/>
+          <w:bCs/>
+          <w:lang w:val="ru-RU"/>
+        </w:rPr>
+      </w:pPr>
+    </w:p>
+    <w:p>
+      <w:pPr>
+        <w:pStyle w:val="p1"/>
+        <w:jc w:val="center"/>
+        <w:rPr>
+          <w:rFonts w:ascii="Times New Roman" w:hAnsi="Times New Roman"/>
+          <w:b/>
+          <w:bCs/>
+          <w:lang w:val="ru-RU"/>
+        </w:rPr>
+      </w:pPr>
+    </w:p>
+    <w:p>
+      <w:pPr>
+        <w:pStyle w:val="p1"/>
+        <w:jc w:val="center"/>
+        <w:rPr>
+          <w:rFonts w:ascii="Times New Roman" w:hAnsi="Times New Roman"/>
+          <w:b/>
+          <w:bCs/>
+          <w:lang w:val="ru-RU"/>
+        </w:rPr>
+      </w:pPr>
+    </w:p>
+    <w:p>
+      <w:pPr>
+        <w:pStyle w:val="p1"/>
+        <w:jc w:val="center"/>
+        <w:rPr>
+          <w:rFonts w:ascii="Times New Roman" w:hAnsi="Times New Roman"/>
+          <w:b/>
+          <w:bCs/>
+          <w:lang w:val="ru-RU"/>
+        </w:rPr>
+      </w:pPr>
+    </w:p>
+    <w:p>
+      <w:pPr>
+        <w:pStyle w:val="p1"/>
+        <w:jc w:val="center"/>
+        <w:rPr>
+          <w:rFonts w:ascii="Times New Roman" w:hAnsi="Times New Roman"/>
+          <w:b/>
+          <w:bCs/>
+          <w:lang w:val="ru-RU"/>
+        </w:rPr>
+      </w:pPr>
+    </w:p>
+    <w:p>
+      <w:pPr>
+        <w:pStyle w:val="p1"/>
+        <w:jc w:val="center"/>
+        <w:rPr>
+          <w:rFonts w:ascii="Times New Roman" w:hAnsi="Times New Roman"/>
+          <w:b/>
+          <w:bCs/>
+          <w:lang w:val="ru-RU"/>
+        </w:rPr>
+      </w:pPr>
+    </w:p>
+    <w:p>
+      <w:pPr>
+        <w:pStyle w:val="p1"/>
+        <w:jc w:val="center"/>
+        <w:rPr>
+          <w:rFonts w:ascii="Times New Roman" w:hAnsi="Times New Roman"/>
+          <w:b/>
+          <w:bCs/>
+          <w:lang w:val="ru-RU"/>
+        </w:rPr>
+      </w:pPr>
+    </w:p>
+    <w:p>
+      <w:pPr>
+        <w:pStyle w:val="p1"/>
+        <w:jc w:val="center"/>
+        <w:rPr>
+          <w:rFonts w:ascii="Times New Roman" w:hAnsi="Times New Roman"/>
+          <w:b/>
+          <w:bCs/>
+          <w:lang w:val="ru-RU"/>
+        </w:rPr>
+      </w:pPr>
+    </w:p>
+    <w:p>
+      <w:pPr>
+        <w:pStyle w:val="p1"/>
+        <w:jc w:val="center"/>
+        <w:rPr>
+          <w:rFonts w:ascii="Times New Roman" w:hAnsi="Times New Roman"/>
+          <w:b/>
+          <w:bCs/>
+          <w:lang w:val="ru-RU"/>
+        </w:rPr>
+      </w:pPr>
+    </w:p>
+    <w:p>
+      <w:pPr>
+        <w:pStyle w:val="p1"/>
+        <w:jc w:val="center"/>
+        <w:rPr>
+          <w:rFonts w:ascii="Times New Roman" w:hAnsi="Times New Roman"/>
+          <w:b/>
+          <w:bCs/>
+          <w:lang w:val="ru-RU"/>
+        </w:rPr>
+      </w:pPr>
+    </w:p>
+    <w:p>
+      <w:pPr>
+        <w:pStyle w:val="p1"/>
+        <w:jc w:val="center"/>
+        <w:rPr>
+          <w:rFonts w:ascii="Times New Roman" w:hAnsi="Times New Roman"/>
+          <w:b/>
+          <w:bCs/>
+          <w:lang w:val="ru-RU"/>
+        </w:rPr>
+      </w:pPr>
+      <w:bookmarkStart w:id="0" w:name="_GoBack"/>
+      <w:bookmarkEnd w:id="0"/>
+    </w:p>
+    <w:p>
+      <w:pPr>
+        <w:pStyle w:val="p1"/>
+        <w:jc w:val="center"/>
+        <w:rPr>
+          <w:rFonts w:ascii="Times New Roman" w:hAnsi="Times New Roman"/>
+          <w:b/>
+          <w:bCs/>
+          <w:lang w:val="ru-RU"/>
+        </w:rPr>
+      </w:pPr>
+    </w:p>
+    <w:p>
+      <w:pPr>
+        <w:pStyle w:val="p1"/>
+        <w:jc w:val="center"/>
+        <w:rPr>
+          <w:rFonts w:ascii="Times New Roman" w:hAnsi="Times New Roman"/>
+          <w:b/>
+          <w:bCs/>
+          <w:lang w:val="ru-RU"/>
+        </w:rPr>
+      </w:pPr>
+    </w:p>
+    <w:p>
+      <w:pPr>
+        <w:pStyle w:val="p1"/>
+        <w:jc w:val="center"/>
+        <w:rPr>
+          <w:rFonts w:ascii="Times New Roman" w:hAnsi="Times New Roman"/>
+          <w:b/>
+          <w:bCs/>
+          <w:lang w:val="ru-RU"/>
+        </w:rPr>
+      </w:pPr>
+    </w:p>
+    <w:p>
+      <w:pPr>
+        <w:pStyle w:val="p1"/>
+        <w:jc w:val="center"/>
+        <w:rPr>
+          <w:rFonts w:ascii="Times New Roman" w:hAnsi="Times New Roman"/>
+          <w:b/>
+          <w:bCs/>
+          <w:lang w:val="ru-RU"/>
+        </w:rPr>
+      </w:pPr>
+    </w:p>
+    <w:p>
+      <w:pPr>
+        <w:pStyle w:val="p1"/>
+        <w:jc w:val="center"/>
+        <w:rPr>
+          <w:rFonts w:ascii="Times New Roman" w:hAnsi="Times New Roman"/>
+          <w:bCs/>
+          <w:lang w:val="ru-RU"/>
+        </w:rPr>
+      </w:pPr>
+      <w:r>
+        <w:rPr>
+          <w:rFonts w:ascii="Times New Roman" w:hAnsi="Times New Roman"/>
+          <w:bCs/>
+          <w:lang w:val="ru-RU"/>
+        </w:rPr>
+        <w:t>Гомель 2026</w:t>
       </w:r>
     </w:p>
     <w:p>
@@ -409,7 +1137,6 @@
           <w:szCs w:val="28"/>
           <w:lang w:val="ru-RU" w:eastAsia="ru-RU"/>
         </w:rPr>
-        <w:lastRenderedPageBreak/>
         <w:drawing>
           <wp:inline distT="0" distB="0" distL="0" distR="0" wp14:anchorId="1C83FE86" wp14:editId="65104282">
             <wp:extent cx="6152515" cy="2308225"/>
@@ -462,6 +1189,7 @@
           <w:szCs w:val="28"/>
           <w:lang w:val="ru-RU"/>
         </w:rPr>
+        <w:lastRenderedPageBreak/>
         <w:t>Рис 1</w:t>
       </w:r>
       <w:r>
@@ -470,7 +1198,14 @@
           <w:szCs w:val="28"/>
           <w:lang w:val="ru-RU"/>
         </w:rPr>
-        <w:t>.2</w:t>
+        <w:t xml:space="preserve">.2 Просмотр </w:t>
+      </w:r>
+      <w:r>
+        <w:rPr>
+          <w:rFonts w:cs="Times New Roman"/>
+          <w:szCs w:val="28"/>
+        </w:rPr>
+        <w:t>DNS</w:t>
       </w:r>
       <w:r>
         <w:rPr>
@@ -486,193 +1221,128 @@
           <w:szCs w:val="28"/>
           <w:lang w:val="ru-RU"/>
         </w:rPr>
-        <w:t xml:space="preserve">Просмотр </w:t>
-      </w:r>
-      <w:r>
-        <w:rPr>
-          <w:rFonts w:cs="Times New Roman"/>
-          <w:szCs w:val="28"/>
-        </w:rPr>
+        <w:t>серверов</w:t>
+      </w:r>
+    </w:p>
+    <w:p>
+      <w:pPr>
+        <w:rPr>
+          <w:rFonts w:cs="Times New Roman"/>
+          <w:b/>
+          <w:szCs w:val="28"/>
+          <w:lang w:val="ru-RU"/>
+        </w:rPr>
+      </w:pPr>
+    </w:p>
+    <w:p>
+      <w:pPr>
+        <w:rPr>
+          <w:rFonts w:cs="Times New Roman"/>
+          <w:b/>
+          <w:szCs w:val="28"/>
+          <w:lang w:val="ru-RU"/>
+        </w:rPr>
+      </w:pPr>
+    </w:p>
+    <w:p>
+      <w:pPr>
+        <w:rPr>
+          <w:lang w:val="ru-RU"/>
+        </w:rPr>
+      </w:pPr>
+      <w:r>
+        <w:rPr>
+          <w:rFonts w:cs="Times New Roman"/>
+          <w:b/>
+          <w:szCs w:val="28"/>
+          <w:lang w:val="ru-RU"/>
+        </w:rPr>
+        <w:t>Шаг 2</w:t>
+      </w:r>
+      <w:proofErr w:type="gramStart"/>
+      <w:r>
+        <w:rPr>
+          <w:rFonts w:cs="Times New Roman"/>
+          <w:b/>
+          <w:szCs w:val="28"/>
+          <w:lang w:val="ru-RU"/>
+        </w:rPr>
+        <w:t xml:space="preserve">  </w:t>
+      </w:r>
+      <w:r>
+        <w:rPr>
+          <w:lang w:val="ru-RU"/>
+        </w:rPr>
+        <w:t>Н</w:t>
+      </w:r>
+      <w:proofErr w:type="gramEnd"/>
+      <w:r>
+        <w:rPr>
+          <w:lang w:val="ru-RU"/>
+        </w:rPr>
+        <w:t xml:space="preserve">а </w:t>
+      </w:r>
+      <w:r>
+        <w:t>Windows</w:t>
+      </w:r>
+      <w:r>
+        <w:rPr>
+          <w:lang w:val="ru-RU"/>
+        </w:rPr>
+        <w:t xml:space="preserve"> открыта командная строка от имени администратора и выполнена команда </w:t>
+      </w:r>
+      <w:proofErr w:type="spellStart"/>
+      <w:r>
+        <w:t>ipconfig</w:t>
+      </w:r>
+      <w:proofErr w:type="spellEnd"/>
+      <w:r>
+        <w:rPr>
+          <w:lang w:val="ru-RU"/>
+        </w:rPr>
+        <w:t xml:space="preserve"> /</w:t>
+      </w:r>
+      <w:r>
+        <w:t>all</w:t>
+      </w:r>
+      <w:r>
+        <w:rPr>
+          <w:lang w:val="ru-RU"/>
+        </w:rPr>
+        <w:t xml:space="preserve"> для получения детальной </w:t>
+      </w:r>
+      <w:r>
+        <w:rPr>
+          <w:lang w:val="ru-RU"/>
+        </w:rPr>
+        <w:t xml:space="preserve">информации о сетевых адаптерах, включая </w:t>
+      </w:r>
+      <w:r>
+        <w:t>MAC</w:t>
+      </w:r>
+      <w:r>
+        <w:rPr>
+          <w:lang w:val="ru-RU"/>
+        </w:rPr>
+        <w:t xml:space="preserve">-адрес, </w:t>
+      </w:r>
+      <w:r>
+        <w:t>IP</w:t>
+      </w:r>
+      <w:r>
+        <w:rPr>
+          <w:lang w:val="ru-RU"/>
+        </w:rPr>
+        <w:t xml:space="preserve">-адрес, маску подсети, шлюз и </w:t>
+      </w:r>
+      <w:r>
         <w:t>DNS</w:t>
       </w:r>
       <w:r>
         <w:rPr>
-          <w:rFonts w:cs="Times New Roman"/>
-          <w:szCs w:val="28"/>
-          <w:lang w:val="ru-RU"/>
-        </w:rPr>
-        <w:t xml:space="preserve"> </w:t>
-      </w:r>
-      <w:r>
-        <w:rPr>
-          <w:rFonts w:cs="Times New Roman"/>
-          <w:szCs w:val="28"/>
-          <w:lang w:val="ru-RU"/>
-        </w:rPr>
-        <w:t>серверов</w:t>
-      </w:r>
-    </w:p>
-    <w:p>
-      <w:pPr>
-        <w:rPr>
-          <w:rFonts w:cs="Times New Roman"/>
-          <w:b/>
-          <w:szCs w:val="28"/>
-          <w:lang w:val="ru-RU"/>
-        </w:rPr>
-      </w:pPr>
-    </w:p>
-    <w:p>
-      <w:pPr>
-        <w:rPr>
-          <w:rFonts w:cs="Times New Roman"/>
-          <w:b/>
-          <w:szCs w:val="28"/>
-          <w:lang w:val="ru-RU"/>
-        </w:rPr>
-      </w:pPr>
-    </w:p>
-    <w:p>
-      <w:r>
-        <w:rPr>
-          <w:rFonts w:cs="Times New Roman"/>
-          <w:b/>
-          <w:szCs w:val="28"/>
-          <w:lang w:val="ru-RU"/>
-        </w:rPr>
-        <w:t>Шаг 2</w:t>
-      </w:r>
-      <w:proofErr w:type="gramStart"/>
-      <w:r>
-        <w:rPr>
-          <w:rFonts w:cs="Times New Roman"/>
-          <w:b/>
-          <w:szCs w:val="28"/>
-          <w:lang w:val="ru-RU"/>
-        </w:rPr>
-        <w:t xml:space="preserve">  </w:t>
-      </w:r>
-      <w:r>
-        <w:rPr>
-          <w:lang w:val="ru-RU"/>
-        </w:rPr>
-        <w:t>Н</w:t>
-      </w:r>
-      <w:proofErr w:type="gramEnd"/>
-      <w:r>
-        <w:rPr>
-          <w:lang w:val="ru-RU"/>
-        </w:rPr>
-        <w:t xml:space="preserve">а </w:t>
-      </w:r>
-      <w:r>
-        <w:t>Windows</w:t>
-      </w:r>
-      <w:r>
-        <w:rPr>
-          <w:lang w:val="ru-RU"/>
-        </w:rPr>
-        <w:t xml:space="preserve"> открыта командная строка от имени администратора и выполнена команда </w:t>
-      </w:r>
-      <w:proofErr w:type="spellStart"/>
-      <w:r>
-        <w:t>ipconfig</w:t>
-      </w:r>
-      <w:proofErr w:type="spellEnd"/>
-      <w:r>
-        <w:rPr>
-          <w:lang w:val="ru-RU"/>
-        </w:rPr>
-        <w:t xml:space="preserve"> /</w:t>
-      </w:r>
-      <w:r>
-        <w:t>all</w:t>
-      </w:r>
-      <w:r>
-        <w:rPr>
-          <w:lang w:val="ru-RU"/>
-        </w:rPr>
-        <w:t xml:space="preserve"> для получения детальной </w:t>
-      </w:r>
-      <w:proofErr w:type="spellStart"/>
-      <w:r>
-        <w:t>информации</w:t>
-      </w:r>
-      <w:proofErr w:type="spellEnd"/>
-      <w:r>
-        <w:t xml:space="preserve"> о </w:t>
-      </w:r>
-      <w:proofErr w:type="spellStart"/>
-      <w:r>
-        <w:t>сетевых</w:t>
-      </w:r>
-      <w:proofErr w:type="spellEnd"/>
-      <w:r>
-        <w:t xml:space="preserve"> </w:t>
-      </w:r>
-      <w:proofErr w:type="spellStart"/>
-      <w:r>
-        <w:t>адаптерах</w:t>
-      </w:r>
-      <w:proofErr w:type="spellEnd"/>
-      <w:r>
-        <w:t xml:space="preserve">, </w:t>
-      </w:r>
-      <w:proofErr w:type="spellStart"/>
-      <w:r>
-        <w:t>включая</w:t>
-      </w:r>
-      <w:proofErr w:type="spellEnd"/>
-      <w:r>
-        <w:t xml:space="preserve"> MAC-</w:t>
-      </w:r>
-      <w:proofErr w:type="spellStart"/>
-      <w:r>
-        <w:t>адрес</w:t>
-      </w:r>
-      <w:proofErr w:type="spellEnd"/>
-      <w:r>
-        <w:t>, IP-</w:t>
-      </w:r>
-      <w:proofErr w:type="spellStart"/>
-      <w:r>
-        <w:t>адрес</w:t>
-      </w:r>
-      <w:proofErr w:type="spellEnd"/>
-      <w:r>
-        <w:t xml:space="preserve">, </w:t>
-      </w:r>
-      <w:proofErr w:type="spellStart"/>
-      <w:r>
-        <w:t>маску</w:t>
-      </w:r>
-      <w:proofErr w:type="spellEnd"/>
-      <w:r>
-        <w:t xml:space="preserve"> </w:t>
-      </w:r>
-      <w:proofErr w:type="spellStart"/>
-      <w:r>
-        <w:t>подсети</w:t>
-      </w:r>
-      <w:proofErr w:type="spellEnd"/>
-      <w:r>
-        <w:t xml:space="preserve">, </w:t>
-      </w:r>
-      <w:proofErr w:type="spellStart"/>
-      <w:r>
-        <w:t>шлюз</w:t>
-      </w:r>
-      <w:proofErr w:type="spellEnd"/>
-      <w:r>
-        <w:t xml:space="preserve"> и DNS-</w:t>
-      </w:r>
-      <w:proofErr w:type="spellStart"/>
-      <w:r>
-        <w:t>серверы</w:t>
-      </w:r>
-      <w:proofErr w:type="spellEnd"/>
-      <w:r>
-        <w:t>.</w:t>
+          <w:lang w:val="ru-RU"/>
+        </w:rPr>
+        <w:t>-серверы.</w:t>
       </w:r>
     </w:p>
     <w:p>
@@ -755,23 +1425,7 @@
           <w:szCs w:val="28"/>
           <w:lang w:val="ru-RU"/>
         </w:rPr>
-        <w:t>Рис 2</w:t>
-      </w:r>
-      <w:r>
-        <w:rPr>
-          <w:rFonts w:cs="Times New Roman"/>
-          <w:szCs w:val="28"/>
-          <w:lang w:val="ru-RU"/>
-        </w:rPr>
-        <w:t xml:space="preserve"> </w:t>
-      </w:r>
-      <w:r>
-        <w:rPr>
-          <w:rFonts w:cs="Times New Roman"/>
-          <w:szCs w:val="28"/>
-          <w:lang w:val="ru-RU"/>
-        </w:rPr>
-        <w:t>Вывод информации о сетевых адаптерах</w:t>
+        <w:t>Рис 2 Вывод информации о сетевых адаптерах</w:t>
       </w:r>
     </w:p>
     <w:p>
@@ -841,7 +1495,6 @@
           <w:szCs w:val="28"/>
           <w:lang w:val="ru-RU"/>
         </w:rPr>
-        <w:lastRenderedPageBreak/>
         <w:t>Шаг 3</w:t>
       </w:r>
       <w:r>
@@ -1090,6 +1743,7 @@
           <w:szCs w:val="28"/>
           <w:lang w:val="ru-RU" w:eastAsia="ru-RU"/>
         </w:rPr>
+        <w:lastRenderedPageBreak/>
         <w:drawing>
           <wp:inline distT="0" distB="0" distL="0" distR="0" wp14:anchorId="510A3BC6" wp14:editId="10A402C9">
             <wp:extent cx="4844845" cy="2772697"/>
@@ -1374,15 +2028,7 @@
           <w:szCs w:val="28"/>
           <w:lang w:val="ru-RU"/>
         </w:rPr>
-        <w:t xml:space="preserve"> </w:t>
-      </w:r>
-      <w:r>
-        <w:rPr>
-          <w:rFonts w:cs="Times New Roman"/>
-          <w:szCs w:val="28"/>
-          <w:lang w:val="ru-RU"/>
-        </w:rPr>
-        <w:t xml:space="preserve">Проверка полученных </w:t>
+        <w:t xml:space="preserve"> Проверка полученных </w:t>
       </w:r>
       <w:proofErr w:type="spellStart"/>
       <w:r>
@@ -1505,15 +2151,7 @@
           <w:szCs w:val="28"/>
           <w:lang w:val="ru-RU"/>
         </w:rPr>
-        <w:t xml:space="preserve"> </w:t>
-      </w:r>
-      <w:r>
-        <w:rPr>
-          <w:rFonts w:cs="Times New Roman"/>
-          <w:szCs w:val="28"/>
-          <w:lang w:val="ru-RU"/>
-        </w:rPr>
-        <w:t xml:space="preserve">Проверка новых настроек на </w:t>
+        <w:t xml:space="preserve"> Проверка новых настроек на </w:t>
       </w:r>
       <w:r>
         <w:rPr>
@@ -2030,23 +2668,7 @@
           <w:szCs w:val="28"/>
           <w:lang w:val="ru-RU"/>
         </w:rPr>
-        <w:t>.2</w:t>
-      </w:r>
-      <w:r>
-        <w:rPr>
-          <w:rFonts w:cs="Times New Roman"/>
-          <w:szCs w:val="28"/>
-          <w:lang w:val="ru-RU"/>
-        </w:rPr>
-        <w:t xml:space="preserve"> </w:t>
-      </w:r>
-      <w:r>
-        <w:rPr>
-          <w:rFonts w:cs="Times New Roman"/>
-          <w:szCs w:val="28"/>
-          <w:lang w:val="ru-RU"/>
-        </w:rPr>
-        <w:t>Проверка измененных параметров адаптера 2</w:t>
+        <w:t>.2 Проверка измененных параметров адаптера 2</w:t>
       </w:r>
     </w:p>
     <w:p>
@@ -2413,55 +3035,73 @@
         </w:rPr>
         <w:t xml:space="preserve">. </w:t>
       </w:r>
-      <w:proofErr w:type="spellStart"/>
-      <w:r>
-        <w:t>Проверка</w:t>
-      </w:r>
-      <w:proofErr w:type="spellEnd"/>
-      <w:r>
+      <w:r>
+        <w:rPr>
+          <w:lang w:val="ru-RU"/>
+        </w:rPr>
+        <w:t>Проверка корректности</w:t>
+      </w:r>
+      <w:r>
+        <w:rPr>
+          <w:lang w:val="ru-RU"/>
+        </w:rPr>
+        <w:t xml:space="preserve"> настроек командой </w:t>
+      </w:r>
+      <w:proofErr w:type="spellStart"/>
+      <w:r>
+        <w:t>ip</w:t>
+      </w:r>
+      <w:proofErr w:type="spellEnd"/>
+      <w:r>
+        <w:rPr>
+          <w:lang w:val="ru-RU"/>
+        </w:rPr>
         <w:t xml:space="preserve"> </w:t>
       </w:r>
       <w:proofErr w:type="spellStart"/>
       <w:r>
-        <w:t>корректности</w:t>
-      </w:r>
-      <w:proofErr w:type="spellEnd"/>
-      <w:r>
+        <w:t>addr</w:t>
+      </w:r>
+      <w:proofErr w:type="spellEnd"/>
+      <w:r>
+        <w:rPr>
+          <w:lang w:val="ru-RU"/>
+        </w:rPr>
         <w:t xml:space="preserve"> </w:t>
       </w:r>
-      <w:proofErr w:type="spellStart"/>
-      <w:r>
-        <w:t>настроек</w:t>
-      </w:r>
-      <w:proofErr w:type="spellEnd"/>
-      <w:r>
+      <w:r>
+        <w:t>show</w:t>
+      </w:r>
+      <w:r>
+        <w:rPr>
+          <w:lang w:val="ru-RU"/>
+        </w:rPr>
         <w:t xml:space="preserve"> </w:t>
       </w:r>
       <w:proofErr w:type="spellStart"/>
       <w:r>
-        <w:t>командой</w:t>
-      </w:r>
-      <w:proofErr w:type="spellEnd"/>
-      <w:r>
-        <w:t xml:space="preserve"> </w:t>
-      </w:r>
-      <w:proofErr w:type="spellStart"/>
-      <w:r>
-        <w:t>ip</w:t>
-      </w:r>
-      <w:proofErr w:type="spellEnd"/>
-      <w:r>
-        <w:t xml:space="preserve"> </w:t>
-      </w:r>
-      <w:proofErr w:type="spellStart"/>
-      <w:r>
-        <w:t>addr</w:t>
-      </w:r>
-      <w:proofErr w:type="spellEnd"/>
-      <w:r>
-        <w:t xml:space="preserve"> show enp0s8</w:t>
-      </w:r>
-      <w:r>
+        <w:t>enp</w:t>
+      </w:r>
+      <w:proofErr w:type="spellEnd"/>
+      <w:r>
+        <w:rPr>
+          <w:lang w:val="ru-RU"/>
+        </w:rPr>
+        <w:t>0</w:t>
+      </w:r>
+      <w:r>
+        <w:t>s</w:t>
+      </w:r>
+      <w:r>
+        <w:rPr>
+          <w:lang w:val="ru-RU"/>
+        </w:rPr>
+        <w:t>8</w:t>
+      </w:r>
+      <w:r>
+        <w:rPr>
+          <w:lang w:val="ru-RU"/>
+        </w:rPr>
         <w:t xml:space="preserve">. </w:t>
       </w:r>
       <w:proofErr w:type="spellStart"/>
@@ -2630,6 +3270,7 @@
         <w:rPr>
           <w:rFonts w:cs="Times New Roman"/>
           <w:szCs w:val="28"/>
+          <w:lang w:val="ru-RU"/>
         </w:rPr>
       </w:pPr>
     </w:p>
@@ -3026,31 +3667,7 @@
           <w:szCs w:val="28"/>
           <w:lang w:val="ru-RU"/>
         </w:rPr>
-        <w:t xml:space="preserve">Рис </w:t>
-      </w:r>
-      <w:r>
-        <w:rPr>
-          <w:rFonts w:cs="Times New Roman"/>
-          <w:szCs w:val="28"/>
-          <w:lang w:val="ru-RU"/>
-        </w:rPr>
-        <w:t>8.1</w:t>
-      </w:r>
-      <w:r>
-        <w:rPr>
-          <w:rFonts w:cs="Times New Roman"/>
-          <w:szCs w:val="28"/>
-          <w:lang w:val="ru-RU"/>
-        </w:rPr>
-        <w:t xml:space="preserve"> </w:t>
-      </w:r>
-      <w:r>
-        <w:rPr>
-          <w:rFonts w:cs="Times New Roman"/>
-          <w:szCs w:val="28"/>
-          <w:lang w:val="ru-RU"/>
-        </w:rPr>
-        <w:t>Определение имени сетевого интерфейса</w:t>
+        <w:t>Рис 8.1 Определение имени сетевого интерфейса</w:t>
       </w:r>
     </w:p>
     <w:p>
@@ -3202,23 +3819,7 @@
           <w:szCs w:val="28"/>
           <w:lang w:val="ru-RU"/>
         </w:rPr>
-        <w:t>Рис 8</w:t>
-      </w:r>
-      <w:r>
-        <w:rPr>
-          <w:rFonts w:cs="Times New Roman"/>
-          <w:szCs w:val="28"/>
-          <w:lang w:val="ru-RU"/>
-        </w:rPr>
-        <w:t>.2</w:t>
-      </w:r>
-      <w:r>
-        <w:rPr>
-          <w:rFonts w:cs="Times New Roman"/>
-          <w:szCs w:val="28"/>
-          <w:lang w:val="ru-RU"/>
-        </w:rPr>
-        <w:t xml:space="preserve"> Определение имени сетевого интерфейса</w:t>
+        <w:t>Рис 8.2 Определение имени сетевого интерфейса</w:t>
       </w:r>
     </w:p>
     <w:p>
@@ -3303,23 +3904,7 @@
           <w:szCs w:val="28"/>
           <w:lang w:val="ru-RU"/>
         </w:rPr>
-        <w:t>Рис 8</w:t>
-      </w:r>
-      <w:r>
-        <w:rPr>
-          <w:rFonts w:cs="Times New Roman"/>
-          <w:szCs w:val="28"/>
-          <w:lang w:val="ru-RU"/>
-        </w:rPr>
-        <w:t>.3</w:t>
-      </w:r>
-      <w:r>
-        <w:rPr>
-          <w:rFonts w:cs="Times New Roman"/>
-          <w:szCs w:val="28"/>
-          <w:lang w:val="ru-RU"/>
-        </w:rPr>
-        <w:t xml:space="preserve"> Определение имени сетевого интерфейса</w:t>
+        <w:t>Рис 8.3 Определение имени сетевого интерфейса</w:t>
       </w:r>
     </w:p>
     <w:p>
@@ -3349,6 +3934,9 @@
         <w:t>9</w:t>
       </w:r>
       <w:r>
+        <w:rPr>
+          <w:lang w:val="ru-RU"/>
+        </w:rPr>
         <w:t xml:space="preserve">. </w:t>
       </w:r>
       <w:r>
@@ -3490,30 +4078,38 @@
         <w:rPr>
           <w:rFonts w:cs="Times New Roman"/>
           <w:szCs w:val="28"/>
-        </w:rPr>
-      </w:pPr>
-      <w:r>
-        <w:rPr>
-          <w:rFonts w:cs="Times New Roman"/>
-          <w:szCs w:val="28"/>
-          <w:lang w:val="ru-RU"/>
-        </w:rPr>
-        <w:t xml:space="preserve">Рис </w:t>
-      </w:r>
-      <w:r>
-        <w:rPr>
-          <w:rFonts w:cs="Times New Roman"/>
-          <w:szCs w:val="28"/>
-          <w:lang w:val="ru-RU"/>
-        </w:rPr>
-        <w:t xml:space="preserve">9 Проверка доступности </w:t>
-      </w:r>
-      <w:r>
-        <w:rPr>
-          <w:rFonts w:cs="Times New Roman"/>
-          <w:szCs w:val="28"/>
-        </w:rPr>
-        <w:t>Windows server</w:t>
+          <w:lang w:val="ru-RU"/>
+        </w:rPr>
+      </w:pPr>
+      <w:r>
+        <w:rPr>
+          <w:rFonts w:cs="Times New Roman"/>
+          <w:szCs w:val="28"/>
+          <w:lang w:val="ru-RU"/>
+        </w:rPr>
+        <w:t xml:space="preserve">Рис 9 Проверка доступности </w:t>
+      </w:r>
+      <w:r>
+        <w:rPr>
+          <w:rFonts w:cs="Times New Roman"/>
+          <w:szCs w:val="28"/>
+        </w:rPr>
+        <w:t>Windows</w:t>
+      </w:r>
+      <w:r>
+        <w:rPr>
+          <w:rFonts w:cs="Times New Roman"/>
+          <w:szCs w:val="28"/>
+          <w:lang w:val="ru-RU"/>
+        </w:rPr>
+        <w:t xml:space="preserve"> </w:t>
+      </w:r>
+      <w:r>
+        <w:rPr>
+          <w:rFonts w:cs="Times New Roman"/>
+          <w:szCs w:val="28"/>
+        </w:rPr>
+        <w:t>server</w:t>
       </w:r>
     </w:p>
     <w:p>
@@ -3538,6 +4134,7 @@
           <w:rFonts w:ascii="Times New Roman" w:hAnsi="Times New Roman" w:hint="default"/>
           <w:sz w:val="28"/>
           <w:szCs w:val="28"/>
+          <w:lang w:val="ru-RU"/>
         </w:rPr>
       </w:pPr>
     </w:p>
@@ -3552,6 +4149,7 @@
           <w:rFonts w:ascii="Times New Roman" w:hAnsi="Times New Roman" w:hint="default"/>
           <w:sz w:val="28"/>
           <w:szCs w:val="28"/>
+          <w:lang w:val="ru-RU"/>
         </w:rPr>
       </w:pPr>
     </w:p>
@@ -3566,6 +4164,7 @@
           <w:rFonts w:ascii="Times New Roman" w:hAnsi="Times New Roman" w:hint="default"/>
           <w:sz w:val="28"/>
           <w:szCs w:val="28"/>
+          <w:lang w:val="ru-RU"/>
         </w:rPr>
       </w:pPr>
     </w:p>
@@ -3580,6 +4179,7 @@
           <w:rFonts w:ascii="Times New Roman" w:hAnsi="Times New Roman" w:hint="default"/>
           <w:sz w:val="28"/>
           <w:szCs w:val="28"/>
+          <w:lang w:val="ru-RU"/>
         </w:rPr>
       </w:pPr>
     </w:p>
@@ -3594,6 +4194,7 @@
           <w:rFonts w:ascii="Times New Roman" w:hAnsi="Times New Roman" w:hint="default"/>
           <w:sz w:val="28"/>
           <w:szCs w:val="28"/>
+          <w:lang w:val="ru-RU"/>
         </w:rPr>
       </w:pPr>
     </w:p>
@@ -3608,6 +4209,7 @@
           <w:rFonts w:ascii="Times New Roman" w:hAnsi="Times New Roman" w:hint="default"/>
           <w:sz w:val="28"/>
           <w:szCs w:val="28"/>
+          <w:lang w:val="ru-RU"/>
         </w:rPr>
       </w:pPr>
     </w:p>
@@ -3622,6 +4224,7 @@
           <w:rFonts w:ascii="Times New Roman" w:hAnsi="Times New Roman" w:hint="default"/>
           <w:sz w:val="28"/>
           <w:szCs w:val="28"/>
+          <w:lang w:val="ru-RU"/>
         </w:rPr>
       </w:pPr>
     </w:p>
@@ -3636,6 +4239,7 @@
           <w:rFonts w:ascii="Times New Roman" w:hAnsi="Times New Roman" w:hint="default"/>
           <w:sz w:val="28"/>
           <w:szCs w:val="28"/>
+          <w:lang w:val="ru-RU"/>
         </w:rPr>
       </w:pPr>
     </w:p>
@@ -3650,6 +4254,7 @@
           <w:rFonts w:ascii="Times New Roman" w:hAnsi="Times New Roman" w:hint="default"/>
           <w:sz w:val="28"/>
           <w:szCs w:val="28"/>
+          <w:lang w:val="ru-RU"/>
         </w:rPr>
       </w:pPr>
     </w:p>
@@ -3664,6 +4269,7 @@
           <w:rFonts w:ascii="Times New Roman" w:hAnsi="Times New Roman" w:hint="default"/>
           <w:sz w:val="28"/>
           <w:szCs w:val="28"/>
+          <w:lang w:val="ru-RU"/>
         </w:rPr>
       </w:pPr>
     </w:p>
@@ -3678,6 +4284,7 @@
           <w:rFonts w:ascii="Times New Roman" w:hAnsi="Times New Roman" w:hint="default"/>
           <w:sz w:val="28"/>
           <w:szCs w:val="28"/>
+          <w:lang w:val="ru-RU"/>
         </w:rPr>
       </w:pPr>
     </w:p>
@@ -3692,6 +4299,7 @@
           <w:rFonts w:ascii="Times New Roman" w:hAnsi="Times New Roman" w:hint="default"/>
           <w:sz w:val="28"/>
           <w:szCs w:val="28"/>
+          <w:lang w:val="ru-RU"/>
         </w:rPr>
       </w:pPr>
     </w:p>
@@ -3706,6 +4314,7 @@
           <w:rFonts w:ascii="Times New Roman" w:hAnsi="Times New Roman" w:hint="default"/>
           <w:sz w:val="28"/>
           <w:szCs w:val="28"/>
+          <w:lang w:val="ru-RU"/>
         </w:rPr>
       </w:pPr>
     </w:p>
@@ -3720,6 +4329,7 @@
           <w:rFonts w:ascii="Times New Roman" w:hAnsi="Times New Roman" w:hint="default"/>
           <w:sz w:val="28"/>
           <w:szCs w:val="28"/>
+          <w:lang w:val="ru-RU"/>
         </w:rPr>
       </w:pPr>
     </w:p>
@@ -3734,6 +4344,7 @@
           <w:rFonts w:ascii="Times New Roman" w:hAnsi="Times New Roman" w:hint="default"/>
           <w:sz w:val="28"/>
           <w:szCs w:val="28"/>
+          <w:lang w:val="ru-RU"/>
         </w:rPr>
       </w:pPr>
     </w:p>
@@ -3748,6 +4359,7 @@
           <w:rFonts w:ascii="Times New Roman" w:hAnsi="Times New Roman" w:hint="default"/>
           <w:sz w:val="28"/>
           <w:szCs w:val="28"/>
+          <w:lang w:val="ru-RU"/>
         </w:rPr>
       </w:pPr>
     </w:p>
@@ -3762,6 +4374,7 @@
           <w:rFonts w:ascii="Times New Roman" w:hAnsi="Times New Roman" w:hint="default"/>
           <w:sz w:val="28"/>
           <w:szCs w:val="28"/>
+          <w:lang w:val="ru-RU"/>
         </w:rPr>
       </w:pPr>
     </w:p>
@@ -3977,15 +4590,7 @@
         <w:rPr>
           <w:lang w:val="ru-RU"/>
         </w:rPr>
-        <w:t>-адресов</w:t>
-      </w:r>
-      <w:bookmarkStart w:id="0" w:name="_GoBack"/>
-      <w:bookmarkEnd w:id="0"/>
-      <w:r>
-        <w:rPr>
-          <w:lang w:val="ru-RU"/>
-        </w:rPr>
-        <w:t xml:space="preserve"> в изолированной сети </w:t>
+        <w:t xml:space="preserve">-адресов в изолированной сети </w:t>
       </w:r>
       <w:r>
         <w:t>Host</w:t>
@@ -8256,6 +8861,7 @@
     <w:lsdException w:name="Outline List 1" w:semiHidden="1" w:uiPriority="99" w:unhideWhenUsed="1"/>
     <w:lsdException w:name="Outline List 2" w:semiHidden="1" w:uiPriority="99" w:unhideWhenUsed="1"/>
     <w:lsdException w:name="Outline List 3" w:semiHidden="1" w:uiPriority="99" w:unhideWhenUsed="1"/>
+    <w:lsdException w:name="Table Grid" w:uiPriority="59"/>
     <w:lsdException w:name="Placeholder Text" w:semiHidden="1" w:uiPriority="99" w:unhideWhenUsed="1"/>
     <w:lsdException w:name="No Spacing" w:semiHidden="1" w:uiPriority="99" w:unhideWhenUsed="1"/>
     <w:lsdException w:name="Light Shading" w:uiPriority="60"/>
@@ -8652,6 +9258,32 @@
       <w:u w:val="single"/>
     </w:rPr>
   </w:style>
+  <w:style w:type="table" w:styleId="ab">
+    <w:name w:val="Table Grid"/>
+    <w:basedOn w:val="a1"/>
+    <w:uiPriority w:val="59"/>
+    <w:rsid w:val="00143F20"/>
+    <w:rPr>
+      <w:rFonts w:asciiTheme="minorHAnsi" w:eastAsiaTheme="minorHAnsi" w:hAnsiTheme="minorHAnsi" w:cstheme="minorBidi"/>
+    </w:rPr>
+    <w:tblPr>
+      <w:tblInd w:w="0" w:type="dxa"/>
+      <w:tblBorders>
+        <w:top w:val="single" w:sz="4" w:space="0" w:color="auto"/>
+        <w:left w:val="single" w:sz="4" w:space="0" w:color="auto"/>
+        <w:bottom w:val="single" w:sz="4" w:space="0" w:color="auto"/>
+        <w:right w:val="single" w:sz="4" w:space="0" w:color="auto"/>
+        <w:insideH w:val="single" w:sz="4" w:space="0" w:color="auto"/>
+        <w:insideV w:val="single" w:sz="4" w:space="0" w:color="auto"/>
+      </w:tblBorders>
+      <w:tblCellMar>
+        <w:top w:w="0" w:type="dxa"/>
+        <w:left w:w="108" w:type="dxa"/>
+        <w:bottom w:w="0" w:type="dxa"/>
+        <w:right w:w="108" w:type="dxa"/>
+      </w:tblCellMar>
+    </w:tblPr>
+  </w:style>
 </w:styles>
 </file>
 
@@ -8693,6 +9325,7 @@
     <w:lsdException w:name="Outline List 1" w:semiHidden="1" w:uiPriority="99" w:unhideWhenUsed="1"/>
     <w:lsdException w:name="Outline List 2" w:semiHidden="1" w:uiPriority="99" w:unhideWhenUsed="1"/>
     <w:lsdException w:name="Outline List 3" w:semiHidden="1" w:uiPriority="99" w:unhideWhenUsed="1"/>
+    <w:lsdException w:name="Table Grid" w:uiPriority="59"/>
     <w:lsdException w:name="Placeholder Text" w:semiHidden="1" w:uiPriority="99" w:unhideWhenUsed="1"/>
     <w:lsdException w:name="No Spacing" w:semiHidden="1" w:uiPriority="99" w:unhideWhenUsed="1"/>
     <w:lsdException w:name="Light Shading" w:uiPriority="60"/>
@@ -9089,6 +9722,32 @@
       <w:u w:val="single"/>
     </w:rPr>
   </w:style>
+  <w:style w:type="table" w:styleId="ab">
+    <w:name w:val="Table Grid"/>
+    <w:basedOn w:val="a1"/>
+    <w:uiPriority w:val="59"/>
+    <w:rsid w:val="00143F20"/>
+    <w:rPr>
+      <w:rFonts w:asciiTheme="minorHAnsi" w:eastAsiaTheme="minorHAnsi" w:hAnsiTheme="minorHAnsi" w:cstheme="minorBidi"/>
+    </w:rPr>
+    <w:tblPr>
+      <w:tblInd w:w="0" w:type="dxa"/>
+      <w:tblBorders>
+        <w:top w:val="single" w:sz="4" w:space="0" w:color="auto"/>
+        <w:left w:val="single" w:sz="4" w:space="0" w:color="auto"/>
+        <w:bottom w:val="single" w:sz="4" w:space="0" w:color="auto"/>
+        <w:right w:val="single" w:sz="4" w:space="0" w:color="auto"/>
+        <w:insideH w:val="single" w:sz="4" w:space="0" w:color="auto"/>
+        <w:insideV w:val="single" w:sz="4" w:space="0" w:color="auto"/>
+      </w:tblBorders>
+      <w:tblCellMar>
+        <w:top w:w="0" w:type="dxa"/>
+        <w:left w:w="108" w:type="dxa"/>
+        <w:bottom w:w="0" w:type="dxa"/>
+        <w:right w:w="108" w:type="dxa"/>
+      </w:tblCellMar>
+    </w:tblPr>
+  </w:style>
 </w:styles>
 </file>
 
@@ -9353,7 +10012,7 @@
 </file>
 
 <file path=customXml/itemProps1.xml><?xml version="1.0" encoding="utf-8"?>
-<ds:datastoreItem xmlns:ds="http://schemas.openxmlformats.org/officeDocument/2006/customXml" ds:itemID="{A88C9F41-8C24-4E55-A257-20BF81F17BBF}">
+<ds:datastoreItem xmlns:ds="http://schemas.openxmlformats.org/officeDocument/2006/customXml" ds:itemID="{C4601718-2550-4193-BEBA-E707D70B38D4}">
   <ds:schemaRefs>
     <ds:schemaRef ds:uri="http://schemas.openxmlformats.org/officeDocument/2006/bibliography"/>
   </ds:schemaRefs>
